--- a/procurement-contract-automation/templates/C_IT_CONSULTING_TEMPLATE_v2.docx
+++ b/procurement-contract-automation/templates/C_IT_CONSULTING_TEMPLATE_v2.docx
@@ -7620,7 +7620,7 @@
           <w:sz w:val="20"/>
           <w:szCs w:val="20"/>
         </w:rPr>
-        <w:t>Κάθε έγγραφο της Τράπεζας προς την Εταιρεία κοινοποιείται στην έδρα της Εταιρείας: Αθήνα, Λ. Μεσογείων 2-4. Κάθε έγγραφο της Εταιρείας προς την Τράπεζα κοινοποιείται στην διεύθυνση: Δ/ΝΣΗ ΠΡΟΜΗΘΕΙΩΝ, ΓΑΡΓΗΤΤΟΥ 86 &amp; ΠΟΡΟΥ, ΓΕΡΑΚΑΣ ΑΤΤΙΚΗΣ, Τ.Κ. 153-44. Σε περίπτωση αλλαγής διεύθυνσης, τα Συμβαλλόμενα Μέρη οφείλουν να κοινοποιήσουν τη μεταβολή σύμφωνα με την ανωτέρω διαδικασία. Έως την κοινοποίηση της μεταβολής της διεύθυνσης, όλες οι κοινοποιήσεις θα γίνονται νομίμως στην έως την κοινοποίηση της μεταβολής δηλωθείσα διεύθυνση κάθε συμβαλλόμενου μέρους.</w:t>
+        <w:t xml:space="preserve">Κάθε έγγραφο της Τράπεζας προς την Εταιρεία κοινοποιείται στην έδρα της Εταιρείας, {{vendor.notices_address}}. Κάθε έγγραφο της Εταιρείας προς την Τράπεζα κοινοποιείται στη {{bank.notices_address}}. Σε περίπτωση αλλαγής διεύθυνσης, τα Συμβαλλόμενα Μέρη οφείλουν να κοινοποιήσουν τη μεταβολή σύμφωνα με την ανωτέρω διαδικασία. Έως την κοινοποίηση της μεταβολής της διεύθυνσης, όλες οι κοινοποιήσεις θα γίνονται νομίμως στην έως την κοινοποίηση της μεταβολής δηλωθείσα διεύθυνση κάθε συμβαλλόμενου μέρους.</w:t>
       </w:r>
     </w:p>
     <w:p>
